--- a/Liste des commandes DS symfony Ponchelet Thibault.docx
+++ b/Liste des commandes DS symfony Ponchelet Thibault.docx
@@ -13,10 +13,34 @@
         <w:rPr>
           <w:b/>
           <w:bCs/>
-          <w:sz w:val="28"/>
-          <w:szCs w:val="28"/>
+          <w:i/>
+          <w:iCs/>
+          <w:sz w:val="32"/>
+          <w:szCs w:val="32"/>
         </w:rPr>
         <w:t>Liste des commandes DS symfony</w:t>
+      </w:r>
+      <w:r>
+        <w:rPr>
+          <w:b/>
+          <w:bCs/>
+          <w:i/>
+          <w:iCs/>
+          <w:sz w:val="32"/>
+          <w:szCs w:val="32"/>
+        </w:rPr>
+        <w:tab/>
+      </w:r>
+      <w:r>
+        <w:rPr>
+          <w:b/>
+          <w:bCs/>
+          <w:i/>
+          <w:iCs/>
+          <w:sz w:val="32"/>
+          <w:szCs w:val="32"/>
+        </w:rPr>
+        <w:tab/>
       </w:r>
       <w:r>
         <w:rPr>
@@ -38,33 +62,6 @@
       </w:r>
       <w:r>
         <w:rPr>
-          <w:b/>
-          <w:bCs/>
-          <w:sz w:val="28"/>
-          <w:szCs w:val="28"/>
-        </w:rPr>
-        <w:tab/>
-      </w:r>
-      <w:r>
-        <w:rPr>
-          <w:b/>
-          <w:bCs/>
-          <w:sz w:val="28"/>
-          <w:szCs w:val="28"/>
-        </w:rPr>
-        <w:tab/>
-      </w:r>
-      <w:r>
-        <w:rPr>
-          <w:b/>
-          <w:bCs/>
-          <w:sz w:val="28"/>
-          <w:szCs w:val="28"/>
-        </w:rPr>
-        <w:tab/>
-      </w:r>
-      <w:r>
-        <w:rPr>
           <w:sz w:val="24"/>
           <w:szCs w:val="24"/>
         </w:rPr>
@@ -91,19 +88,8 @@
           <w:sz w:val="24"/>
           <w:szCs w:val="24"/>
         </w:rPr>
-        <w:t xml:space="preserve">php bin/console </w:t>
-      </w:r>
-      <w:proofErr w:type="spellStart"/>
-      <w:proofErr w:type="gramStart"/>
-      <w:r>
-        <w:rPr>
-          <w:sz w:val="24"/>
-          <w:szCs w:val="24"/>
-        </w:rPr>
-        <w:t>make:entity</w:t>
-      </w:r>
-      <w:proofErr w:type="spellEnd"/>
-      <w:proofErr w:type="gramEnd"/>
+        <w:t>php bin/console make:entity</w:t>
+      </w:r>
     </w:p>
     <w:p>
       <w:pPr>
@@ -142,18 +128,8 @@
           <w:szCs w:val="24"/>
           <w:lang w:val="en-GB"/>
         </w:rPr>
-        <w:t xml:space="preserve"> </w:t>
-      </w:r>
-      <w:proofErr w:type="spellStart"/>
-      <w:r>
-        <w:rPr>
-          <w:sz w:val="24"/>
-          <w:szCs w:val="24"/>
-          <w:lang w:val="en-GB"/>
-        </w:rPr>
-        <w:t>Evenement</w:t>
-      </w:r>
-      <w:proofErr w:type="spellEnd"/>
+        <w:t xml:space="preserve"> Evenement</w:t>
+      </w:r>
     </w:p>
     <w:p>
       <w:pPr>
@@ -172,23 +148,7 @@
           <w:sz w:val="24"/>
           <w:szCs w:val="24"/>
         </w:rPr>
-        <w:t xml:space="preserve">Relation </w:t>
-      </w:r>
-      <w:proofErr w:type="spellStart"/>
-      <w:r>
-        <w:rPr>
-          <w:sz w:val="24"/>
-          <w:szCs w:val="24"/>
-        </w:rPr>
-        <w:t>ManyToOne</w:t>
-      </w:r>
-      <w:proofErr w:type="spellEnd"/>
-      <w:r>
-        <w:rPr>
-          <w:sz w:val="24"/>
-          <w:szCs w:val="24"/>
-        </w:rPr>
-        <w:t xml:space="preserve"> avec la t</w:t>
+        <w:t>Relation ManyToOne avec la t</w:t>
       </w:r>
       <w:r>
         <w:rPr>
@@ -203,35 +163,32 @@
         <w:rPr>
           <w:sz w:val="24"/>
           <w:szCs w:val="24"/>
-        </w:rPr>
-      </w:pPr>
+          <w:lang w:val="en-GB"/>
+        </w:rPr>
+      </w:pPr>
+      <w:r>
+        <w:rPr>
+          <w:sz w:val="24"/>
+          <w:szCs w:val="24"/>
+          <w:lang w:val="en-GB"/>
+        </w:rPr>
+        <w:t>php bin/console make:migration</w:t>
+      </w:r>
     </w:p>
     <w:p>
       <w:pPr>
         <w:rPr>
           <w:sz w:val="24"/>
           <w:szCs w:val="24"/>
-          <w:lang w:val="en-GB"/>
-        </w:rPr>
-      </w:pPr>
-      <w:r>
-        <w:rPr>
-          <w:sz w:val="24"/>
-          <w:szCs w:val="24"/>
-          <w:lang w:val="en-GB"/>
-        </w:rPr>
-        <w:t xml:space="preserve">php bin/console </w:t>
-      </w:r>
-      <w:proofErr w:type="gramStart"/>
-      <w:r>
-        <w:rPr>
-          <w:sz w:val="24"/>
-          <w:szCs w:val="24"/>
-          <w:lang w:val="en-GB"/>
-        </w:rPr>
-        <w:t>make:migration</w:t>
-      </w:r>
-      <w:proofErr w:type="gramEnd"/>
+        </w:rPr>
+      </w:pPr>
+      <w:r>
+        <w:rPr>
+          <w:sz w:val="24"/>
+          <w:szCs w:val="24"/>
+        </w:rPr>
+        <w:t>php bin/console doctrine:migrations:migrate</w:t>
+      </w:r>
     </w:p>
     <w:p>
       <w:pPr>
@@ -240,40 +197,147 @@
           <w:szCs w:val="24"/>
         </w:rPr>
       </w:pPr>
-      <w:proofErr w:type="gramStart"/>
-      <w:r>
-        <w:rPr>
-          <w:sz w:val="24"/>
-          <w:szCs w:val="24"/>
-        </w:rPr>
-        <w:t>php</w:t>
-      </w:r>
-      <w:proofErr w:type="gramEnd"/>
-      <w:r>
-        <w:rPr>
-          <w:sz w:val="24"/>
-          <w:szCs w:val="24"/>
-        </w:rPr>
-        <w:t xml:space="preserve"> bin/console </w:t>
-      </w:r>
+    </w:p>
+    <w:p>
+      <w:pPr>
+        <w:rPr>
+          <w:sz w:val="24"/>
+          <w:szCs w:val="24"/>
+          <w:lang w:val="en-GB"/>
+        </w:rPr>
+      </w:pPr>
+      <w:r>
+        <w:rPr>
+          <w:sz w:val="24"/>
+          <w:szCs w:val="24"/>
+          <w:lang w:val="en-GB"/>
+        </w:rPr>
+        <w:t>php bin/console make</w:t>
+      </w:r>
+      <w:r>
+        <w:rPr>
+          <w:sz w:val="24"/>
+          <w:szCs w:val="24"/>
+          <w:lang w:val="en-GB"/>
+        </w:rPr>
+        <w:t>:controller</w:t>
+      </w:r>
+    </w:p>
+    <w:p>
+      <w:pPr>
+        <w:pStyle w:val="Paragraphedeliste"/>
+        <w:numPr>
+          <w:ilvl w:val="0"/>
+          <w:numId w:val="1"/>
+        </w:numPr>
+        <w:rPr>
+          <w:sz w:val="24"/>
+          <w:szCs w:val="24"/>
+          <w:lang w:val="en-GB"/>
+        </w:rPr>
+      </w:pPr>
+      <w:r>
+        <w:rPr>
+          <w:sz w:val="24"/>
+          <w:szCs w:val="24"/>
+          <w:lang w:val="en-GB"/>
+        </w:rPr>
+        <w:t>Evenement</w:t>
+      </w:r>
+    </w:p>
+    <w:p>
+      <w:pPr>
+        <w:rPr>
+          <w:sz w:val="24"/>
+          <w:szCs w:val="24"/>
+          <w:lang w:val="en-GB"/>
+        </w:rPr>
+      </w:pPr>
+    </w:p>
+    <w:p>
+      <w:pPr>
+        <w:rPr>
+          <w:sz w:val="24"/>
+          <w:szCs w:val="24"/>
+          <w:lang w:val="en-GB"/>
+        </w:rPr>
+      </w:pPr>
+      <w:r>
+        <w:rPr>
+          <w:sz w:val="24"/>
+          <w:szCs w:val="24"/>
+          <w:lang w:val="en-GB"/>
+        </w:rPr>
+        <w:t>php bin/console make:form</w:t>
+      </w:r>
+    </w:p>
+    <w:p>
+      <w:pPr>
+        <w:pStyle w:val="Paragraphedeliste"/>
+        <w:numPr>
+          <w:ilvl w:val="0"/>
+          <w:numId w:val="1"/>
+        </w:numPr>
+        <w:rPr>
+          <w:sz w:val="24"/>
+          <w:szCs w:val="24"/>
+        </w:rPr>
+      </w:pPr>
       <w:proofErr w:type="spellStart"/>
-      <w:proofErr w:type="gramStart"/>
-      <w:r>
-        <w:rPr>
-          <w:sz w:val="24"/>
-          <w:szCs w:val="24"/>
-        </w:rPr>
-        <w:t>doctrine:migrations</w:t>
-      </w:r>
-      <w:proofErr w:type="gramEnd"/>
-      <w:r>
-        <w:rPr>
-          <w:sz w:val="24"/>
-          <w:szCs w:val="24"/>
-        </w:rPr>
-        <w:t>:migrate</w:t>
+      <w:r>
+        <w:rPr>
+          <w:sz w:val="24"/>
+          <w:szCs w:val="24"/>
+        </w:rPr>
+        <w:t>Creation</w:t>
       </w:r>
       <w:proofErr w:type="spellEnd"/>
+      <w:r>
+        <w:rPr>
+          <w:sz w:val="24"/>
+          <w:szCs w:val="24"/>
+        </w:rPr>
+        <w:t xml:space="preserve"> de la page p</w:t>
+      </w:r>
+      <w:r>
+        <w:rPr>
+          <w:sz w:val="24"/>
+          <w:szCs w:val="24"/>
+        </w:rPr>
+        <w:t xml:space="preserve">our </w:t>
+      </w:r>
+      <w:proofErr w:type="spellStart"/>
+      <w:r>
+        <w:rPr>
+          <w:sz w:val="24"/>
+          <w:szCs w:val="24"/>
+        </w:rPr>
+        <w:t>cree</w:t>
+      </w:r>
+      <w:proofErr w:type="spellEnd"/>
+      <w:r>
+        <w:rPr>
+          <w:sz w:val="24"/>
+          <w:szCs w:val="24"/>
+        </w:rPr>
+        <w:t xml:space="preserve"> l’</w:t>
+      </w:r>
+      <w:proofErr w:type="spellStart"/>
+      <w:r>
+        <w:rPr>
+          <w:sz w:val="24"/>
+          <w:szCs w:val="24"/>
+        </w:rPr>
+        <w:t>evenementiel</w:t>
+      </w:r>
+      <w:proofErr w:type="spellEnd"/>
+      <w:r>
+        <w:rPr>
+          <w:sz w:val="24"/>
+          <w:szCs w:val="24"/>
+        </w:rPr>
+        <w:t xml:space="preserve"> </w:t>
+      </w:r>
     </w:p>
     <w:p>
       <w:pPr>
